--- a/AI-900/Module Notes/Module 6 - Introduction to natural language processing concepts.docx
+++ b/AI-900/Module Notes/Module 6 - Introduction to natural language processing concepts.docx
@@ -25,7 +25,7 @@
         <w:rPr/>
         <w:drawing>
           <wp:inline distT="0" distB="0" distL="0" distR="0">
-            <wp:extent cx="6332220" cy="3705225"/>
+            <wp:extent cx="5633085" cy="3296285"/>
             <wp:effectExtent l="0" t="0" r="0" b="0"/>
             <wp:docPr id="1" name="Image1" descr="" title=""/>
             <wp:cNvGraphicFramePr>
@@ -49,7 +49,7 @@
                   <pic:spPr bwMode="auto">
                     <a:xfrm>
                       <a:off x="0" y="0"/>
-                      <a:ext cx="6332220" cy="3705225"/>
+                      <a:ext cx="5633085" cy="3296285"/>
                     </a:xfrm>
                     <a:prstGeom prst="rect">
                       <a:avLst/>
@@ -65,14 +65,784 @@
     </w:p>
     <w:p>
       <w:pPr>
-        <w:pStyle w:val="BodyText"/>
-        <w:bidi w:val="0"/>
+        <w:pStyle w:val="Heading1"/>
+        <w:rPr/>
+      </w:pPr>
+      <w:r>
+        <w:rPr/>
+        <w:t>Understand how language is processed</w:t>
+      </w:r>
+    </w:p>
+    <w:p>
+      <w:pPr>
+        <w:pStyle w:val="Heading2"/>
+        <w:numPr>
+          <w:ilvl w:val="0"/>
+          <w:numId w:val="0"/>
+        </w:numPr>
+        <w:ind w:hanging="0" w:start="0"/>
+        <w:rPr/>
+      </w:pPr>
+      <w:r>
+        <w:rPr/>
+        <w:t>Tokenization</w:t>
+      </w:r>
+    </w:p>
+    <w:p>
+      <w:pPr>
+        <w:pStyle w:val="BodyText"/>
+        <w:numPr>
+          <w:ilvl w:val="0"/>
+          <w:numId w:val="2"/>
+        </w:numPr>
+        <w:rPr/>
+      </w:pPr>
+      <w:r>
+        <w:rPr/>
+        <w:t>For the sake of simplicity, you can think of each distinct word in the training text as a token, though in reality, tokens can be generated for partial words, or combinations of words and punctuation.</w:t>
+      </w:r>
+    </w:p>
+    <w:p>
+      <w:pPr>
+        <w:pStyle w:val="BodyText"/>
+        <w:numPr>
+          <w:ilvl w:val="0"/>
+          <w:numId w:val="2"/>
+        </w:numPr>
+        <w:rPr/>
+      </w:pPr>
+      <w:r>
+        <w:rPr/>
+        <w:drawing>
+          <wp:inline distT="0" distB="0" distL="0" distR="0">
+            <wp:extent cx="5458460" cy="3173730"/>
+            <wp:effectExtent l="0" t="0" r="0" b="0"/>
+            <wp:docPr id="2" name="Image2" descr="" title=""/>
+            <wp:cNvGraphicFramePr>
+              <a:graphicFrameLocks xmlns:a="http://schemas.openxmlformats.org/drawingml/2006/main" noChangeAspect="1"/>
+            </wp:cNvGraphicFramePr>
+            <a:graphic xmlns:a="http://schemas.openxmlformats.org/drawingml/2006/main">
+              <a:graphicData uri="http://schemas.openxmlformats.org/drawingml/2006/picture">
+                <pic:pic xmlns:pic="http://schemas.openxmlformats.org/drawingml/2006/picture">
+                  <pic:nvPicPr>
+                    <pic:cNvPr id="2" name="Image2" descr="" title=""/>
+                    <pic:cNvPicPr>
+                      <a:picLocks noChangeAspect="1" noChangeArrowheads="1"/>
+                    </pic:cNvPicPr>
+                  </pic:nvPicPr>
+                  <pic:blipFill>
+                    <a:blip r:embed="rId3"/>
+                    <a:stretch>
+                      <a:fillRect/>
+                    </a:stretch>
+                  </pic:blipFill>
+                  <pic:spPr bwMode="auto">
+                    <a:xfrm>
+                      <a:off x="0" y="0"/>
+                      <a:ext cx="5458460" cy="3173730"/>
+                    </a:xfrm>
+                    <a:prstGeom prst="rect">
+                      <a:avLst/>
+                    </a:prstGeom>
+                    <a:noFill/>
+                  </pic:spPr>
+                </pic:pic>
+              </a:graphicData>
+            </a:graphic>
+          </wp:inline>
+        </w:drawing>
+      </w:r>
+    </w:p>
+    <w:p>
+      <w:pPr>
+        <w:pStyle w:val="Heading1"/>
+        <w:rPr/>
+      </w:pPr>
+      <w:r>
+        <w:rPr/>
+        <w:t xml:space="preserve">Understand </w:t>
+      </w:r>
+      <w:r>
+        <w:rPr/>
+        <w:t xml:space="preserve">2 </w:t>
+      </w:r>
+      <w:r>
+        <w:rPr/>
+        <w:t>statistical techniques for NLP</w:t>
+      </w:r>
+    </w:p>
+    <w:p>
+      <w:pPr>
+        <w:pStyle w:val="Heading2"/>
+        <w:numPr>
+          <w:ilvl w:val="0"/>
+          <w:numId w:val="0"/>
+        </w:numPr>
+        <w:ind w:hanging="0" w:start="0"/>
+        <w:rPr/>
+      </w:pPr>
+      <w:r>
+        <w:rPr/>
+        <w:t xml:space="preserve">1) Naïve Bayes </w:t>
+      </w:r>
+      <w:r>
+        <w:rPr/>
+        <w:t>(older)</w:t>
+      </w:r>
+    </w:p>
+    <w:p>
+      <w:pPr>
+        <w:pStyle w:val="BodyText"/>
+        <w:numPr>
+          <w:ilvl w:val="0"/>
+          <w:numId w:val="3"/>
+        </w:numPr>
+        <w:rPr/>
+      </w:pPr>
+      <w:r>
+        <w:rPr/>
+        <w:t>F</w:t>
+      </w:r>
+      <w:r>
+        <w:rPr/>
+        <w:t xml:space="preserve">irst used for email filtering </w:t>
+      </w:r>
+      <w:r>
+        <w:rPr/>
+        <w:t>to learn the difference between spam or not by comparing 2 documents.</w:t>
+      </w:r>
+    </w:p>
+    <w:p>
+      <w:pPr>
+        <w:pStyle w:val="BodyText"/>
+        <w:numPr>
+          <w:ilvl w:val="1"/>
+          <w:numId w:val="3"/>
+        </w:numPr>
+        <w:rPr/>
+      </w:pPr>
+      <w:r>
+        <w:rPr/>
+        <w:t>Then Classifiers identify which tokens are correlated with emails labeled as spam!</w:t>
+      </w:r>
+    </w:p>
+    <w:p>
+      <w:pPr>
+        <w:pStyle w:val="BodyText"/>
+        <w:numPr>
+          <w:ilvl w:val="1"/>
+          <w:numId w:val="3"/>
+        </w:numPr>
+        <w:rPr/>
+      </w:pPr>
+      <w:r>
+        <w:rPr/>
+        <w:t>The technique then finds which group of words (bag-of-words) only occurs in one type of document and not in the other.</w:t>
+      </w:r>
+    </w:p>
+    <w:p>
+      <w:pPr>
+        <w:pStyle w:val="BodyText"/>
+        <w:numPr>
+          <w:ilvl w:val="2"/>
+          <w:numId w:val="3"/>
+        </w:numPr>
+        <w:rPr/>
+      </w:pPr>
+      <w:r>
+        <w:rPr/>
+        <w:t xml:space="preserve">Ex. words </w:t>
+      </w:r>
+      <w:r>
+        <w:rPr>
+          <w:i/>
+          <w:iCs/>
+        </w:rPr>
+        <w:t>miracle cure</w:t>
+      </w:r>
+      <w:r>
+        <w:rPr/>
+        <w:t xml:space="preserve">, </w:t>
+      </w:r>
+      <w:r>
+        <w:rPr>
+          <w:i/>
+          <w:iCs/>
+        </w:rPr>
+        <w:t>lose weight fast</w:t>
+      </w:r>
+      <w:r>
+        <w:rPr/>
+        <w:t xml:space="preserve">, and </w:t>
+      </w:r>
+      <w:r>
+        <w:rPr>
+          <w:i/>
+          <w:iCs/>
+        </w:rPr>
+        <w:t xml:space="preserve">anti-aging </w:t>
+      </w:r>
+      <w:r>
+        <w:rPr/>
+        <w:t>may appear more frequently in spam emails</w:t>
+      </w:r>
+    </w:p>
+    <w:p>
+      <w:pPr>
+        <w:pStyle w:val="Heading2"/>
+        <w:numPr>
+          <w:ilvl w:val="0"/>
+          <w:numId w:val="0"/>
+        </w:numPr>
+        <w:ind w:hanging="0" w:start="0"/>
+        <w:rPr/>
+      </w:pPr>
+      <w:r>
+        <w:rPr/>
+        <w:t xml:space="preserve">2) </w:t>
+      </w:r>
+      <w:r>
+        <w:rPr/>
+        <w:t xml:space="preserve">TF-IDF </w:t>
+      </w:r>
+      <w:r>
+        <w:rPr/>
+        <w:t>(Term Frequency – Inverse Document Frequency)</w:t>
+      </w:r>
+    </w:p>
+    <w:p>
+      <w:pPr>
+        <w:pStyle w:val="BodyText"/>
+        <w:numPr>
+          <w:ilvl w:val="0"/>
+          <w:numId w:val="4"/>
+        </w:numPr>
+        <w:rPr/>
+      </w:pPr>
+      <w:r>
+        <w:rPr/>
+        <w:t xml:space="preserve">Compares </w:t>
+      </w:r>
+      <w:r>
+        <w:rPr/>
+        <w:t xml:space="preserve">frequency of a word in one document with frequency of word in a whole </w:t>
+      </w:r>
+      <w:r>
+        <w:rPr>
+          <w:b w:val="false"/>
+          <w:bCs w:val="false"/>
+          <w:i/>
+          <w:iCs/>
+        </w:rPr>
+        <w:t xml:space="preserve">corpus </w:t>
+      </w:r>
+      <w:r>
+        <w:rPr/>
+        <w:t xml:space="preserve">of documents </w:t>
+      </w:r>
+      <w:r>
+        <w:rPr/>
+        <w:t>(corpus == large and structured collection of text documents used for ML tasks)</w:t>
+      </w:r>
+    </w:p>
+    <w:p>
+      <w:pPr>
+        <w:pStyle w:val="BodyText"/>
+        <w:numPr>
+          <w:ilvl w:val="1"/>
+          <w:numId w:val="4"/>
+        </w:numPr>
+        <w:rPr/>
+      </w:pPr>
+      <w:r>
+        <w:rPr/>
+        <w:t xml:space="preserve">This allows us to understand context a word was being used, documents could be classified based on certain topics. </w:t>
+      </w:r>
+    </w:p>
+    <w:p>
+      <w:pPr>
+        <w:pStyle w:val="BodyText"/>
+        <w:numPr>
+          <w:ilvl w:val="1"/>
+          <w:numId w:val="4"/>
+        </w:numPr>
+        <w:rPr/>
+      </w:pPr>
+      <w:r>
+        <w:rPr/>
+        <w:t>Usually used for information retrieval</w:t>
+      </w:r>
+    </w:p>
+    <w:p>
+      <w:pPr>
+        <w:pStyle w:val="BodyText"/>
+        <w:numPr>
+          <w:ilvl w:val="1"/>
+          <w:numId w:val="4"/>
+        </w:numPr>
+        <w:rPr/>
+      </w:pPr>
+      <w:r>
+        <w:rPr/>
+        <w:t>TF-IDF calculates scores based on how often a word or term appears in one document compared to its more general frequency across the entire collection of documents.</w:t>
+      </w:r>
+    </w:p>
+    <w:p>
+      <w:pPr>
+        <w:pStyle w:val="BodyText"/>
+        <w:numPr>
+          <w:ilvl w:val="1"/>
+          <w:numId w:val="4"/>
+        </w:numPr>
+        <w:rPr/>
+      </w:pPr>
+      <w:r>
+        <w:rPr/>
+        <w:t>Using this technique, a high degree of relevance is assumed for words that appear frequently in a particular document, but relatively infrequently across a wide range of other documents</w:t>
+      </w:r>
+    </w:p>
+    <w:p>
+      <w:pPr>
+        <w:pStyle w:val="Heading1"/>
+        <w:rPr/>
+      </w:pPr>
+      <w:r>
+        <w:rPr/>
+        <w:t>Understand semantic language models</w:t>
+      </w:r>
+    </w:p>
+    <w:p>
+      <w:pPr>
+        <w:pStyle w:val="BodyText"/>
+        <w:numPr>
+          <w:ilvl w:val="0"/>
+          <w:numId w:val="5"/>
+        </w:numPr>
+        <w:rPr/>
+      </w:pPr>
+      <w:r>
+        <w:rPr/>
+        <w:t xml:space="preserve">At the heart of these models is the encoding of language tokens as </w:t>
+      </w:r>
+      <w:r>
+        <w:rPr>
+          <w:b/>
+          <w:bCs/>
+        </w:rPr>
+        <w:t>vectors</w:t>
+      </w:r>
+      <w:r>
+        <w:rPr/>
+        <w:t xml:space="preserve"> (multi-valued arrays of numbers) known as </w:t>
+      </w:r>
+      <w:r>
+        <w:rPr>
+          <w:b/>
+          <w:bCs/>
+        </w:rPr>
+        <w:t>embeddings</w:t>
+      </w:r>
+      <w:r>
+        <w:rPr/>
+        <w:t>.</w:t>
+      </w:r>
+    </w:p>
+    <w:p>
+      <w:pPr>
+        <w:pStyle w:val="BodyText"/>
+        <w:numPr>
+          <w:ilvl w:val="0"/>
+          <w:numId w:val="5"/>
+        </w:numPr>
+        <w:rPr/>
+      </w:pPr>
+      <w:r>
+        <w:rPr/>
+        <w:t xml:space="preserve">Semantically similar tokens should result in vectors </w:t>
+      </w:r>
+      <w:r>
+        <w:rPr/>
+        <w:t xml:space="preserve">with </w:t>
+      </w:r>
+      <w:r>
+        <w:rPr/>
+        <w:t>similar orientation</w:t>
+      </w:r>
+      <w:r>
+        <w:rPr/>
+        <w:t>s</w:t>
+      </w:r>
+      <w:r>
+        <w:rPr/>
+        <w:t xml:space="preserve"> </w:t>
+      </w:r>
+      <w:r>
+        <w:rPr/>
+        <w:t>(</w:t>
+      </w:r>
+      <w:r>
+        <w:rPr/>
+        <w:t>point in same direction</w:t>
+      </w:r>
+      <w:r>
+        <w:rPr/>
+        <w:t>).</w:t>
+      </w:r>
+    </w:p>
+    <w:p>
+      <w:pPr>
+        <w:pStyle w:val="BodyText"/>
+        <w:numPr>
+          <w:ilvl w:val="0"/>
+          <w:numId w:val="5"/>
+        </w:numPr>
+        <w:rPr/>
+      </w:pPr>
+      <w:r>
+        <w:rPr/>
+        <w:t>Example:</w:t>
+      </w:r>
+    </w:p>
+    <w:p>
+      <w:pPr>
+        <w:pStyle w:val="BodyText"/>
+        <w:numPr>
+          <w:ilvl w:val="1"/>
+          <w:numId w:val="5"/>
+        </w:numPr>
+        <w:rPr/>
+      </w:pPr>
+      <w:r>
+        <w:rPr/>
+        <w:drawing>
+          <wp:inline distT="0" distB="0" distL="0" distR="0">
+            <wp:extent cx="4519930" cy="1617345"/>
+            <wp:effectExtent l="0" t="0" r="0" b="0"/>
+            <wp:docPr id="3" name="Image3" descr="" title=""/>
+            <wp:cNvGraphicFramePr>
+              <a:graphicFrameLocks xmlns:a="http://schemas.openxmlformats.org/drawingml/2006/main" noChangeAspect="1"/>
+            </wp:cNvGraphicFramePr>
+            <a:graphic xmlns:a="http://schemas.openxmlformats.org/drawingml/2006/main">
+              <a:graphicData uri="http://schemas.openxmlformats.org/drawingml/2006/picture">
+                <pic:pic xmlns:pic="http://schemas.openxmlformats.org/drawingml/2006/picture">
+                  <pic:nvPicPr>
+                    <pic:cNvPr id="3" name="Image3" descr="" title=""/>
+                    <pic:cNvPicPr>
+                      <a:picLocks noChangeAspect="1" noChangeArrowheads="1"/>
+                    </pic:cNvPicPr>
+                  </pic:nvPicPr>
+                  <pic:blipFill>
+                    <a:blip r:embed="rId4"/>
+                    <a:stretch>
+                      <a:fillRect/>
+                    </a:stretch>
+                  </pic:blipFill>
+                  <pic:spPr bwMode="auto">
+                    <a:xfrm>
+                      <a:off x="0" y="0"/>
+                      <a:ext cx="4519930" cy="1617345"/>
+                    </a:xfrm>
+                    <a:prstGeom prst="rect">
+                      <a:avLst/>
+                    </a:prstGeom>
+                    <a:noFill/>
+                  </pic:spPr>
+                </pic:pic>
+              </a:graphicData>
+            </a:graphic>
+          </wp:inline>
+        </w:drawing>
+      </w:r>
+    </w:p>
+    <w:p>
+      <w:pPr>
+        <w:pStyle w:val="BodyText"/>
+        <w:numPr>
+          <w:ilvl w:val="1"/>
+          <w:numId w:val="5"/>
+        </w:numPr>
+        <w:rPr/>
+      </w:pPr>
+      <w:r>
+        <w:rPr/>
+        <w:t>Embedding vectors for "dog" and "puppy" == almost identical direction</w:t>
+      </w:r>
+    </w:p>
+    <w:p>
+      <w:pPr>
+        <w:pStyle w:val="BodyText"/>
+        <w:numPr>
+          <w:ilvl w:val="1"/>
+          <w:numId w:val="5"/>
+        </w:numPr>
+        <w:rPr/>
+      </w:pPr>
+      <w:r>
+        <w:rPr/>
+        <w:t>Embedding vector for "skateboard" == very different direction.</w:t>
+      </w:r>
+    </w:p>
+    <w:p>
+      <w:pPr>
+        <w:pStyle w:val="BodyText"/>
+        <w:numPr>
+          <w:ilvl w:val="0"/>
+          <w:numId w:val="5"/>
+        </w:numPr>
+        <w:rPr/>
+      </w:pPr>
+      <w:r>
+        <w:rPr/>
+        <w:t>Modern ML Models:</w:t>
+      </w:r>
+    </w:p>
+    <w:p>
+      <w:pPr>
+        <w:pStyle w:val="BodyText"/>
+        <w:numPr>
+          <w:ilvl w:val="1"/>
+          <w:numId w:val="5"/>
+        </w:numPr>
+        <w:rPr/>
+      </w:pPr>
+      <w:r>
+        <w:rPr/>
+        <w:drawing>
+          <wp:inline distT="0" distB="0" distL="0" distR="0">
+            <wp:extent cx="4983480" cy="2350135"/>
+            <wp:effectExtent l="0" t="0" r="0" b="0"/>
+            <wp:docPr id="4" name="Image4" descr="" title=""/>
+            <wp:cNvGraphicFramePr>
+              <a:graphicFrameLocks xmlns:a="http://schemas.openxmlformats.org/drawingml/2006/main" noChangeAspect="1"/>
+            </wp:cNvGraphicFramePr>
+            <a:graphic xmlns:a="http://schemas.openxmlformats.org/drawingml/2006/main">
+              <a:graphicData uri="http://schemas.openxmlformats.org/drawingml/2006/picture">
+                <pic:pic xmlns:pic="http://schemas.openxmlformats.org/drawingml/2006/picture">
+                  <pic:nvPicPr>
+                    <pic:cNvPr id="4" name="Image4" descr="" title=""/>
+                    <pic:cNvPicPr>
+                      <a:picLocks noChangeAspect="1" noChangeArrowheads="1"/>
+                    </pic:cNvPicPr>
+                  </pic:nvPicPr>
+                  <pic:blipFill>
+                    <a:blip r:embed="rId5"/>
+                    <a:stretch>
+                      <a:fillRect/>
+                    </a:stretch>
+                  </pic:blipFill>
+                  <pic:spPr bwMode="auto">
+                    <a:xfrm>
+                      <a:off x="0" y="0"/>
+                      <a:ext cx="4983480" cy="2350135"/>
+                    </a:xfrm>
+                    <a:prstGeom prst="rect">
+                      <a:avLst/>
+                    </a:prstGeom>
+                    <a:noFill/>
+                  </pic:spPr>
+                </pic:pic>
+              </a:graphicData>
+            </a:graphic>
+          </wp:inline>
+        </w:drawing>
+      </w:r>
+    </w:p>
+    <w:p>
+      <w:pPr>
+        <w:pStyle w:val="Heading2"/>
+        <w:numPr>
+          <w:ilvl w:val="0"/>
+          <w:numId w:val="0"/>
+        </w:numPr>
+        <w:ind w:hanging="0" w:start="0"/>
+        <w:rPr/>
+      </w:pPr>
+      <w:r>
+        <w:rPr/>
+        <w:t>Machine learning for text classification</w:t>
+      </w:r>
+    </w:p>
+    <w:p>
+      <w:pPr>
+        <w:pStyle w:val="BodyText"/>
+        <w:numPr>
+          <w:ilvl w:val="0"/>
+          <w:numId w:val="6"/>
+        </w:numPr>
+        <w:rPr/>
+      </w:pPr>
+      <w:r>
+        <w:rPr/>
+        <w:t>C</w:t>
+      </w:r>
+      <w:r>
+        <w:rPr/>
+        <w:t xml:space="preserve">lassification algorithm </w:t>
+      </w:r>
+      <w:r>
+        <w:rPr/>
+        <w:t xml:space="preserve">(ex. </w:t>
+      </w:r>
+      <w:r>
+        <w:rPr/>
+        <w:t>logistic regression</w:t>
+      </w:r>
+      <w:r>
+        <w:rPr/>
+        <w:t xml:space="preserve">) </w:t>
+      </w:r>
+      <w:r>
+        <w:rPr/>
+        <w:t xml:space="preserve">train a </w:t>
+      </w:r>
+      <w:r>
+        <w:rPr/>
+        <w:t xml:space="preserve">ML </w:t>
+      </w:r>
+      <w:r>
+        <w:rPr/>
+        <w:t>model that classifies text based on a known set of categorizations.</w:t>
+      </w:r>
+    </w:p>
+    <w:p>
+      <w:pPr>
+        <w:pStyle w:val="BodyText"/>
+        <w:numPr>
+          <w:ilvl w:val="1"/>
+          <w:numId w:val="6"/>
+        </w:numPr>
+        <w:rPr/>
+      </w:pPr>
+      <w:r>
+        <w:rPr/>
+        <w:t>C</w:t>
+      </w:r>
+      <w:r>
+        <w:rPr/>
+        <w:t>lassif</w:t>
+      </w:r>
+      <w:r>
+        <w:rPr/>
+        <w:t>y</w:t>
+      </w:r>
+      <w:r>
+        <w:rPr/>
+        <w:t xml:space="preserve"> text as </w:t>
+      </w:r>
+      <w:r>
+        <w:rPr>
+          <w:b/>
+          <w:bCs/>
+        </w:rPr>
+        <w:t>positive</w:t>
+      </w:r>
+      <w:r>
+        <w:rPr/>
+        <w:t xml:space="preserve"> or </w:t>
+      </w:r>
+      <w:r>
+        <w:rPr>
+          <w:b/>
+          <w:bCs/>
+        </w:rPr>
+        <w:t>negative</w:t>
+      </w:r>
+      <w:r>
+        <w:rPr/>
+        <w:t xml:space="preserve"> in order to perform sentiment analysis or opinion mining.</w:t>
+      </w:r>
+    </w:p>
+    <w:p>
+      <w:pPr>
+        <w:pStyle w:val="BodyText"/>
+        <w:numPr>
+          <w:ilvl w:val="0"/>
+          <w:numId w:val="6"/>
+        </w:numPr>
+        <w:rPr/>
+      </w:pPr>
+      <w:r>
+        <w:rPr/>
+        <w:t>Example: Restaurant Reviews</w:t>
+      </w:r>
+    </w:p>
+    <w:p>
+      <w:pPr>
+        <w:pStyle w:val="BodyText"/>
+        <w:numPr>
+          <w:ilvl w:val="1"/>
+          <w:numId w:val="6"/>
+        </w:numPr>
+        <w:rPr/>
+      </w:pPr>
+      <w:r>
+        <w:rPr/>
+        <w:t xml:space="preserve">With enough labeled reviews, you can train a classification model using the tokenized text as </w:t>
+      </w:r>
+      <w:r>
+        <w:rPr>
+          <w:b/>
+          <w:bCs/>
+        </w:rPr>
+        <w:t>features</w:t>
+      </w:r>
+      <w:r>
+        <w:rPr/>
+        <w:t xml:space="preserve"> and the sentiment (0 or 1) a </w:t>
+      </w:r>
+      <w:r>
+        <w:rPr>
+          <w:b/>
+          <w:bCs/>
+        </w:rPr>
+        <w:t>label</w:t>
+      </w:r>
+      <w:r>
+        <w:rPr/>
+        <w:t xml:space="preserve">. </w:t>
+      </w:r>
+    </w:p>
+    <w:p>
+      <w:pPr>
+        <w:pStyle w:val="BodyText"/>
+        <w:numPr>
+          <w:ilvl w:val="1"/>
+          <w:numId w:val="6"/>
+        </w:numPr>
+        <w:rPr/>
+      </w:pPr>
+      <w:r>
+        <w:rPr/>
+        <w:t xml:space="preserve">Model will encapsulate a relationship between tokens and sentiment </w:t>
+      </w:r>
+    </w:p>
+    <w:p>
+      <w:pPr>
+        <w:pStyle w:val="BodyText"/>
+        <w:numPr>
+          <w:ilvl w:val="1"/>
+          <w:numId w:val="6"/>
+        </w:numPr>
+        <w:rPr/>
+      </w:pPr>
+      <w:r>
+        <w:rPr/>
+        <w:t>Reviews with tokens for words like "great", "tasty", or "fun" == sentiment of 1 (positive)</w:t>
+      </w:r>
+    </w:p>
+    <w:p>
+      <w:pPr>
+        <w:pStyle w:val="BodyText"/>
+        <w:numPr>
+          <w:ilvl w:val="1"/>
+          <w:numId w:val="6"/>
+        </w:numPr>
         <w:spacing w:before="0" w:after="140"/>
-        <w:jc w:val="start"/>
-        <w:rPr/>
-      </w:pPr>
-      <w:r>
-        <w:rPr/>
+        <w:rPr/>
+      </w:pPr>
+      <w:r>
+        <w:rPr/>
+        <w:t>Reviews with words like "terrible", "slow", and "substandard" == 0 (negative).</w:t>
       </w:r>
     </w:p>
     <w:sectPr>
@@ -82,9 +852,839 @@
       <w:pgNumType w:fmt="decimal"/>
       <w:formProt w:val="false"/>
       <w:textDirection w:val="lrTb"/>
+      <w:docGrid w:type="default" w:linePitch="100" w:charSpace="0"/>
     </w:sectPr>
   </w:body>
 </w:document>
+</file>
+
+<file path=word/numbering.xml><?xml version="1.0" encoding="utf-8"?>
+<w:numbering xmlns:w="http://schemas.openxmlformats.org/wordprocessingml/2006/main" xmlns:o="urn:schemas-microsoft-com:office:office" xmlns:r="http://schemas.openxmlformats.org/officeDocument/2006/relationships" xmlns:v="urn:schemas-microsoft-com:vml" xmlns:mc="http://schemas.openxmlformats.org/markup-compatibility/2006" xmlns:w14="http://schemas.microsoft.com/office/word/2010/wordml" mc:Ignorable="w14">
+  <w:abstractNum w:abstractNumId="1">
+    <w:lvl w:ilvl="0">
+      <w:start w:val="1"/>
+      <w:numFmt w:val="none"/>
+      <w:suff w:val="nothing"/>
+      <w:lvlText w:val=""/>
+      <w:lvlJc w:val="start"/>
+      <w:pPr>
+        <w:tabs>
+          <w:tab w:val="num" w:pos="0"/>
+        </w:tabs>
+        <w:ind w:start="0" w:hanging="0"/>
+      </w:pPr>
+    </w:lvl>
+    <w:lvl w:ilvl="1">
+      <w:start w:val="1"/>
+      <w:pStyle w:val="Heading2"/>
+      <w:numFmt w:val="none"/>
+      <w:suff w:val="nothing"/>
+      <w:lvlText w:val=""/>
+      <w:lvlJc w:val="start"/>
+      <w:pPr>
+        <w:tabs>
+          <w:tab w:val="num" w:pos="0"/>
+        </w:tabs>
+        <w:ind w:start="0" w:hanging="0"/>
+      </w:pPr>
+    </w:lvl>
+    <w:lvl w:ilvl="2">
+      <w:start w:val="1"/>
+      <w:pStyle w:val="Heading3"/>
+      <w:numFmt w:val="none"/>
+      <w:suff w:val="nothing"/>
+      <w:lvlText w:val=""/>
+      <w:lvlJc w:val="start"/>
+      <w:pPr>
+        <w:tabs>
+          <w:tab w:val="num" w:pos="0"/>
+        </w:tabs>
+        <w:ind w:start="0" w:hanging="0"/>
+      </w:pPr>
+    </w:lvl>
+    <w:lvl w:ilvl="3">
+      <w:start w:val="1"/>
+      <w:numFmt w:val="none"/>
+      <w:suff w:val="nothing"/>
+      <w:lvlText w:val=""/>
+      <w:lvlJc w:val="start"/>
+      <w:pPr>
+        <w:tabs>
+          <w:tab w:val="num" w:pos="0"/>
+        </w:tabs>
+        <w:ind w:start="0" w:hanging="0"/>
+      </w:pPr>
+    </w:lvl>
+    <w:lvl w:ilvl="4">
+      <w:start w:val="1"/>
+      <w:numFmt w:val="none"/>
+      <w:suff w:val="nothing"/>
+      <w:lvlText w:val=""/>
+      <w:lvlJc w:val="start"/>
+      <w:pPr>
+        <w:tabs>
+          <w:tab w:val="num" w:pos="0"/>
+        </w:tabs>
+        <w:ind w:start="0" w:hanging="0"/>
+      </w:pPr>
+    </w:lvl>
+    <w:lvl w:ilvl="5">
+      <w:start w:val="1"/>
+      <w:numFmt w:val="none"/>
+      <w:suff w:val="nothing"/>
+      <w:lvlText w:val=""/>
+      <w:lvlJc w:val="start"/>
+      <w:pPr>
+        <w:tabs>
+          <w:tab w:val="num" w:pos="0"/>
+        </w:tabs>
+        <w:ind w:start="0" w:hanging="0"/>
+      </w:pPr>
+    </w:lvl>
+    <w:lvl w:ilvl="6">
+      <w:start w:val="1"/>
+      <w:numFmt w:val="none"/>
+      <w:suff w:val="nothing"/>
+      <w:lvlText w:val=""/>
+      <w:lvlJc w:val="start"/>
+      <w:pPr>
+        <w:tabs>
+          <w:tab w:val="num" w:pos="0"/>
+        </w:tabs>
+        <w:ind w:start="0" w:hanging="0"/>
+      </w:pPr>
+    </w:lvl>
+    <w:lvl w:ilvl="7">
+      <w:start w:val="1"/>
+      <w:numFmt w:val="none"/>
+      <w:suff w:val="nothing"/>
+      <w:lvlText w:val=""/>
+      <w:lvlJc w:val="start"/>
+      <w:pPr>
+        <w:tabs>
+          <w:tab w:val="num" w:pos="0"/>
+        </w:tabs>
+        <w:ind w:start="0" w:hanging="0"/>
+      </w:pPr>
+    </w:lvl>
+    <w:lvl w:ilvl="8">
+      <w:start w:val="1"/>
+      <w:numFmt w:val="none"/>
+      <w:suff w:val="nothing"/>
+      <w:lvlText w:val=""/>
+      <w:lvlJc w:val="start"/>
+      <w:pPr>
+        <w:tabs>
+          <w:tab w:val="num" w:pos="0"/>
+        </w:tabs>
+        <w:ind w:start="0" w:hanging="0"/>
+      </w:pPr>
+    </w:lvl>
+  </w:abstractNum>
+  <w:abstractNum w:abstractNumId="2">
+    <w:lvl w:ilvl="0">
+      <w:start w:val="1"/>
+      <w:numFmt w:val="bullet"/>
+      <w:lvlText w:val=""/>
+      <w:lvlJc w:val="start"/>
+      <w:pPr>
+        <w:tabs>
+          <w:tab w:val="num" w:pos="720"/>
+        </w:tabs>
+        <w:ind w:start="720" w:hanging="360"/>
+      </w:pPr>
+      <w:rPr>
+        <w:rFonts w:ascii="Symbol" w:hAnsi="Symbol" w:cs="Symbol" w:hint="default"/>
+      </w:rPr>
+    </w:lvl>
+    <w:lvl w:ilvl="1">
+      <w:start w:val="1"/>
+      <w:numFmt w:val="bullet"/>
+      <w:lvlText w:val=""/>
+      <w:lvlJc w:val="start"/>
+      <w:pPr>
+        <w:tabs>
+          <w:tab w:val="num" w:pos="1080"/>
+        </w:tabs>
+        <w:ind w:start="1080" w:hanging="360"/>
+      </w:pPr>
+      <w:rPr>
+        <w:rFonts w:ascii="Symbol" w:hAnsi="Symbol" w:cs="Symbol" w:hint="default"/>
+      </w:rPr>
+    </w:lvl>
+    <w:lvl w:ilvl="2">
+      <w:start w:val="1"/>
+      <w:numFmt w:val="bullet"/>
+      <w:lvlText w:val=""/>
+      <w:lvlJc w:val="start"/>
+      <w:pPr>
+        <w:tabs>
+          <w:tab w:val="num" w:pos="1440"/>
+        </w:tabs>
+        <w:ind w:start="1440" w:hanging="360"/>
+      </w:pPr>
+      <w:rPr>
+        <w:rFonts w:ascii="Symbol" w:hAnsi="Symbol" w:cs="Symbol" w:hint="default"/>
+      </w:rPr>
+    </w:lvl>
+    <w:lvl w:ilvl="3">
+      <w:start w:val="1"/>
+      <w:numFmt w:val="bullet"/>
+      <w:lvlText w:val=""/>
+      <w:lvlJc w:val="start"/>
+      <w:pPr>
+        <w:tabs>
+          <w:tab w:val="num" w:pos="1800"/>
+        </w:tabs>
+        <w:ind w:start="1800" w:hanging="360"/>
+      </w:pPr>
+      <w:rPr>
+        <w:rFonts w:ascii="Symbol" w:hAnsi="Symbol" w:cs="Symbol" w:hint="default"/>
+      </w:rPr>
+    </w:lvl>
+    <w:lvl w:ilvl="4">
+      <w:start w:val="1"/>
+      <w:numFmt w:val="bullet"/>
+      <w:lvlText w:val=""/>
+      <w:lvlJc w:val="start"/>
+      <w:pPr>
+        <w:tabs>
+          <w:tab w:val="num" w:pos="2160"/>
+        </w:tabs>
+        <w:ind w:start="2160" w:hanging="360"/>
+      </w:pPr>
+      <w:rPr>
+        <w:rFonts w:ascii="Symbol" w:hAnsi="Symbol" w:cs="Symbol" w:hint="default"/>
+      </w:rPr>
+    </w:lvl>
+    <w:lvl w:ilvl="5">
+      <w:start w:val="1"/>
+      <w:numFmt w:val="bullet"/>
+      <w:lvlText w:val=""/>
+      <w:lvlJc w:val="start"/>
+      <w:pPr>
+        <w:tabs>
+          <w:tab w:val="num" w:pos="2520"/>
+        </w:tabs>
+        <w:ind w:start="2520" w:hanging="360"/>
+      </w:pPr>
+      <w:rPr>
+        <w:rFonts w:ascii="Symbol" w:hAnsi="Symbol" w:cs="Symbol" w:hint="default"/>
+      </w:rPr>
+    </w:lvl>
+    <w:lvl w:ilvl="6">
+      <w:start w:val="1"/>
+      <w:numFmt w:val="bullet"/>
+      <w:lvlText w:val=""/>
+      <w:lvlJc w:val="start"/>
+      <w:pPr>
+        <w:tabs>
+          <w:tab w:val="num" w:pos="2880"/>
+        </w:tabs>
+        <w:ind w:start="2880" w:hanging="360"/>
+      </w:pPr>
+      <w:rPr>
+        <w:rFonts w:ascii="Symbol" w:hAnsi="Symbol" w:cs="Symbol" w:hint="default"/>
+      </w:rPr>
+    </w:lvl>
+    <w:lvl w:ilvl="7">
+      <w:start w:val="1"/>
+      <w:numFmt w:val="bullet"/>
+      <w:lvlText w:val=""/>
+      <w:lvlJc w:val="start"/>
+      <w:pPr>
+        <w:tabs>
+          <w:tab w:val="num" w:pos="3240"/>
+        </w:tabs>
+        <w:ind w:start="3240" w:hanging="360"/>
+      </w:pPr>
+      <w:rPr>
+        <w:rFonts w:ascii="Symbol" w:hAnsi="Symbol" w:cs="Symbol" w:hint="default"/>
+      </w:rPr>
+    </w:lvl>
+    <w:lvl w:ilvl="8">
+      <w:start w:val="1"/>
+      <w:numFmt w:val="bullet"/>
+      <w:lvlText w:val=""/>
+      <w:lvlJc w:val="start"/>
+      <w:pPr>
+        <w:tabs>
+          <w:tab w:val="num" w:pos="3600"/>
+        </w:tabs>
+        <w:ind w:start="3600" w:hanging="360"/>
+      </w:pPr>
+      <w:rPr>
+        <w:rFonts w:ascii="Symbol" w:hAnsi="Symbol" w:cs="Symbol" w:hint="default"/>
+      </w:rPr>
+    </w:lvl>
+  </w:abstractNum>
+  <w:abstractNum w:abstractNumId="3">
+    <w:lvl w:ilvl="0">
+      <w:start w:val="1"/>
+      <w:numFmt w:val="bullet"/>
+      <w:lvlText w:val=""/>
+      <w:lvlJc w:val="start"/>
+      <w:pPr>
+        <w:tabs>
+          <w:tab w:val="num" w:pos="720"/>
+        </w:tabs>
+        <w:ind w:start="720" w:hanging="360"/>
+      </w:pPr>
+      <w:rPr>
+        <w:rFonts w:ascii="Symbol" w:hAnsi="Symbol" w:cs="Symbol" w:hint="default"/>
+      </w:rPr>
+    </w:lvl>
+    <w:lvl w:ilvl="1">
+      <w:start w:val="1"/>
+      <w:numFmt w:val="bullet"/>
+      <w:lvlText w:val=""/>
+      <w:lvlJc w:val="start"/>
+      <w:pPr>
+        <w:tabs>
+          <w:tab w:val="num" w:pos="1080"/>
+        </w:tabs>
+        <w:ind w:start="1080" w:hanging="360"/>
+      </w:pPr>
+      <w:rPr>
+        <w:rFonts w:ascii="Symbol" w:hAnsi="Symbol" w:cs="Symbol" w:hint="default"/>
+      </w:rPr>
+    </w:lvl>
+    <w:lvl w:ilvl="2">
+      <w:start w:val="1"/>
+      <w:numFmt w:val="bullet"/>
+      <w:lvlText w:val=""/>
+      <w:lvlJc w:val="start"/>
+      <w:pPr>
+        <w:tabs>
+          <w:tab w:val="num" w:pos="1440"/>
+        </w:tabs>
+        <w:ind w:start="1440" w:hanging="360"/>
+      </w:pPr>
+      <w:rPr>
+        <w:rFonts w:ascii="Symbol" w:hAnsi="Symbol" w:cs="Symbol" w:hint="default"/>
+      </w:rPr>
+    </w:lvl>
+    <w:lvl w:ilvl="3">
+      <w:start w:val="1"/>
+      <w:numFmt w:val="bullet"/>
+      <w:lvlText w:val=""/>
+      <w:lvlJc w:val="start"/>
+      <w:pPr>
+        <w:tabs>
+          <w:tab w:val="num" w:pos="1800"/>
+        </w:tabs>
+        <w:ind w:start="1800" w:hanging="360"/>
+      </w:pPr>
+      <w:rPr>
+        <w:rFonts w:ascii="Symbol" w:hAnsi="Symbol" w:cs="Symbol" w:hint="default"/>
+      </w:rPr>
+    </w:lvl>
+    <w:lvl w:ilvl="4">
+      <w:start w:val="1"/>
+      <w:numFmt w:val="bullet"/>
+      <w:lvlText w:val=""/>
+      <w:lvlJc w:val="start"/>
+      <w:pPr>
+        <w:tabs>
+          <w:tab w:val="num" w:pos="2160"/>
+        </w:tabs>
+        <w:ind w:start="2160" w:hanging="360"/>
+      </w:pPr>
+      <w:rPr>
+        <w:rFonts w:ascii="Symbol" w:hAnsi="Symbol" w:cs="Symbol" w:hint="default"/>
+      </w:rPr>
+    </w:lvl>
+    <w:lvl w:ilvl="5">
+      <w:start w:val="1"/>
+      <w:numFmt w:val="bullet"/>
+      <w:lvlText w:val=""/>
+      <w:lvlJc w:val="start"/>
+      <w:pPr>
+        <w:tabs>
+          <w:tab w:val="num" w:pos="2520"/>
+        </w:tabs>
+        <w:ind w:start="2520" w:hanging="360"/>
+      </w:pPr>
+      <w:rPr>
+        <w:rFonts w:ascii="Symbol" w:hAnsi="Symbol" w:cs="Symbol" w:hint="default"/>
+      </w:rPr>
+    </w:lvl>
+    <w:lvl w:ilvl="6">
+      <w:start w:val="1"/>
+      <w:numFmt w:val="bullet"/>
+      <w:lvlText w:val=""/>
+      <w:lvlJc w:val="start"/>
+      <w:pPr>
+        <w:tabs>
+          <w:tab w:val="num" w:pos="2880"/>
+        </w:tabs>
+        <w:ind w:start="2880" w:hanging="360"/>
+      </w:pPr>
+      <w:rPr>
+        <w:rFonts w:ascii="Symbol" w:hAnsi="Symbol" w:cs="Symbol" w:hint="default"/>
+      </w:rPr>
+    </w:lvl>
+    <w:lvl w:ilvl="7">
+      <w:start w:val="1"/>
+      <w:numFmt w:val="bullet"/>
+      <w:lvlText w:val=""/>
+      <w:lvlJc w:val="start"/>
+      <w:pPr>
+        <w:tabs>
+          <w:tab w:val="num" w:pos="3240"/>
+        </w:tabs>
+        <w:ind w:start="3240" w:hanging="360"/>
+      </w:pPr>
+      <w:rPr>
+        <w:rFonts w:ascii="Symbol" w:hAnsi="Symbol" w:cs="Symbol" w:hint="default"/>
+      </w:rPr>
+    </w:lvl>
+    <w:lvl w:ilvl="8">
+      <w:start w:val="1"/>
+      <w:numFmt w:val="bullet"/>
+      <w:lvlText w:val=""/>
+      <w:lvlJc w:val="start"/>
+      <w:pPr>
+        <w:tabs>
+          <w:tab w:val="num" w:pos="3600"/>
+        </w:tabs>
+        <w:ind w:start="3600" w:hanging="360"/>
+      </w:pPr>
+      <w:rPr>
+        <w:rFonts w:ascii="Symbol" w:hAnsi="Symbol" w:cs="Symbol" w:hint="default"/>
+      </w:rPr>
+    </w:lvl>
+  </w:abstractNum>
+  <w:abstractNum w:abstractNumId="4">
+    <w:lvl w:ilvl="0">
+      <w:start w:val="1"/>
+      <w:numFmt w:val="bullet"/>
+      <w:lvlText w:val=""/>
+      <w:lvlJc w:val="start"/>
+      <w:pPr>
+        <w:tabs>
+          <w:tab w:val="num" w:pos="720"/>
+        </w:tabs>
+        <w:ind w:start="720" w:hanging="360"/>
+      </w:pPr>
+      <w:rPr>
+        <w:rFonts w:ascii="Symbol" w:hAnsi="Symbol" w:cs="Symbol" w:hint="default"/>
+      </w:rPr>
+    </w:lvl>
+    <w:lvl w:ilvl="1">
+      <w:start w:val="1"/>
+      <w:numFmt w:val="bullet"/>
+      <w:lvlText w:val=""/>
+      <w:lvlJc w:val="start"/>
+      <w:pPr>
+        <w:tabs>
+          <w:tab w:val="num" w:pos="1080"/>
+        </w:tabs>
+        <w:ind w:start="1080" w:hanging="360"/>
+      </w:pPr>
+      <w:rPr>
+        <w:rFonts w:ascii="Symbol" w:hAnsi="Symbol" w:cs="Symbol" w:hint="default"/>
+      </w:rPr>
+    </w:lvl>
+    <w:lvl w:ilvl="2">
+      <w:start w:val="1"/>
+      <w:numFmt w:val="bullet"/>
+      <w:lvlText w:val=""/>
+      <w:lvlJc w:val="start"/>
+      <w:pPr>
+        <w:tabs>
+          <w:tab w:val="num" w:pos="1440"/>
+        </w:tabs>
+        <w:ind w:start="1440" w:hanging="360"/>
+      </w:pPr>
+      <w:rPr>
+        <w:rFonts w:ascii="Symbol" w:hAnsi="Symbol" w:cs="Symbol" w:hint="default"/>
+      </w:rPr>
+    </w:lvl>
+    <w:lvl w:ilvl="3">
+      <w:start w:val="1"/>
+      <w:numFmt w:val="bullet"/>
+      <w:lvlText w:val=""/>
+      <w:lvlJc w:val="start"/>
+      <w:pPr>
+        <w:tabs>
+          <w:tab w:val="num" w:pos="1800"/>
+        </w:tabs>
+        <w:ind w:start="1800" w:hanging="360"/>
+      </w:pPr>
+      <w:rPr>
+        <w:rFonts w:ascii="Symbol" w:hAnsi="Symbol" w:cs="Symbol" w:hint="default"/>
+      </w:rPr>
+    </w:lvl>
+    <w:lvl w:ilvl="4">
+      <w:start w:val="1"/>
+      <w:numFmt w:val="bullet"/>
+      <w:lvlText w:val=""/>
+      <w:lvlJc w:val="start"/>
+      <w:pPr>
+        <w:tabs>
+          <w:tab w:val="num" w:pos="2160"/>
+        </w:tabs>
+        <w:ind w:start="2160" w:hanging="360"/>
+      </w:pPr>
+      <w:rPr>
+        <w:rFonts w:ascii="Symbol" w:hAnsi="Symbol" w:cs="Symbol" w:hint="default"/>
+      </w:rPr>
+    </w:lvl>
+    <w:lvl w:ilvl="5">
+      <w:start w:val="1"/>
+      <w:numFmt w:val="bullet"/>
+      <w:lvlText w:val=""/>
+      <w:lvlJc w:val="start"/>
+      <w:pPr>
+        <w:tabs>
+          <w:tab w:val="num" w:pos="2520"/>
+        </w:tabs>
+        <w:ind w:start="2520" w:hanging="360"/>
+      </w:pPr>
+      <w:rPr>
+        <w:rFonts w:ascii="Symbol" w:hAnsi="Symbol" w:cs="Symbol" w:hint="default"/>
+      </w:rPr>
+    </w:lvl>
+    <w:lvl w:ilvl="6">
+      <w:start w:val="1"/>
+      <w:numFmt w:val="bullet"/>
+      <w:lvlText w:val=""/>
+      <w:lvlJc w:val="start"/>
+      <w:pPr>
+        <w:tabs>
+          <w:tab w:val="num" w:pos="2880"/>
+        </w:tabs>
+        <w:ind w:start="2880" w:hanging="360"/>
+      </w:pPr>
+      <w:rPr>
+        <w:rFonts w:ascii="Symbol" w:hAnsi="Symbol" w:cs="Symbol" w:hint="default"/>
+      </w:rPr>
+    </w:lvl>
+    <w:lvl w:ilvl="7">
+      <w:start w:val="1"/>
+      <w:numFmt w:val="bullet"/>
+      <w:lvlText w:val=""/>
+      <w:lvlJc w:val="start"/>
+      <w:pPr>
+        <w:tabs>
+          <w:tab w:val="num" w:pos="3240"/>
+        </w:tabs>
+        <w:ind w:start="3240" w:hanging="360"/>
+      </w:pPr>
+      <w:rPr>
+        <w:rFonts w:ascii="Symbol" w:hAnsi="Symbol" w:cs="Symbol" w:hint="default"/>
+      </w:rPr>
+    </w:lvl>
+    <w:lvl w:ilvl="8">
+      <w:start w:val="1"/>
+      <w:numFmt w:val="bullet"/>
+      <w:lvlText w:val=""/>
+      <w:lvlJc w:val="start"/>
+      <w:pPr>
+        <w:tabs>
+          <w:tab w:val="num" w:pos="3600"/>
+        </w:tabs>
+        <w:ind w:start="3600" w:hanging="360"/>
+      </w:pPr>
+      <w:rPr>
+        <w:rFonts w:ascii="Symbol" w:hAnsi="Symbol" w:cs="Symbol" w:hint="default"/>
+      </w:rPr>
+    </w:lvl>
+  </w:abstractNum>
+  <w:abstractNum w:abstractNumId="5">
+    <w:lvl w:ilvl="0">
+      <w:start w:val="1"/>
+      <w:numFmt w:val="bullet"/>
+      <w:lvlText w:val=""/>
+      <w:lvlJc w:val="start"/>
+      <w:pPr>
+        <w:tabs>
+          <w:tab w:val="num" w:pos="720"/>
+        </w:tabs>
+        <w:ind w:start="720" w:hanging="360"/>
+      </w:pPr>
+      <w:rPr>
+        <w:rFonts w:ascii="Symbol" w:hAnsi="Symbol" w:cs="Symbol" w:hint="default"/>
+      </w:rPr>
+    </w:lvl>
+    <w:lvl w:ilvl="1">
+      <w:start w:val="1"/>
+      <w:numFmt w:val="bullet"/>
+      <w:lvlText w:val=""/>
+      <w:lvlJc w:val="start"/>
+      <w:pPr>
+        <w:tabs>
+          <w:tab w:val="num" w:pos="1080"/>
+        </w:tabs>
+        <w:ind w:start="1080" w:hanging="360"/>
+      </w:pPr>
+      <w:rPr>
+        <w:rFonts w:ascii="Symbol" w:hAnsi="Symbol" w:cs="Symbol" w:hint="default"/>
+      </w:rPr>
+    </w:lvl>
+    <w:lvl w:ilvl="2">
+      <w:start w:val="1"/>
+      <w:numFmt w:val="bullet"/>
+      <w:lvlText w:val=""/>
+      <w:lvlJc w:val="start"/>
+      <w:pPr>
+        <w:tabs>
+          <w:tab w:val="num" w:pos="1440"/>
+        </w:tabs>
+        <w:ind w:start="1440" w:hanging="360"/>
+      </w:pPr>
+      <w:rPr>
+        <w:rFonts w:ascii="Symbol" w:hAnsi="Symbol" w:cs="Symbol" w:hint="default"/>
+      </w:rPr>
+    </w:lvl>
+    <w:lvl w:ilvl="3">
+      <w:start w:val="1"/>
+      <w:numFmt w:val="bullet"/>
+      <w:lvlText w:val=""/>
+      <w:lvlJc w:val="start"/>
+      <w:pPr>
+        <w:tabs>
+          <w:tab w:val="num" w:pos="1800"/>
+        </w:tabs>
+        <w:ind w:start="1800" w:hanging="360"/>
+      </w:pPr>
+      <w:rPr>
+        <w:rFonts w:ascii="Symbol" w:hAnsi="Symbol" w:cs="Symbol" w:hint="default"/>
+      </w:rPr>
+    </w:lvl>
+    <w:lvl w:ilvl="4">
+      <w:start w:val="1"/>
+      <w:numFmt w:val="bullet"/>
+      <w:lvlText w:val=""/>
+      <w:lvlJc w:val="start"/>
+      <w:pPr>
+        <w:tabs>
+          <w:tab w:val="num" w:pos="2160"/>
+        </w:tabs>
+        <w:ind w:start="2160" w:hanging="360"/>
+      </w:pPr>
+      <w:rPr>
+        <w:rFonts w:ascii="Symbol" w:hAnsi="Symbol" w:cs="Symbol" w:hint="default"/>
+      </w:rPr>
+    </w:lvl>
+    <w:lvl w:ilvl="5">
+      <w:start w:val="1"/>
+      <w:numFmt w:val="bullet"/>
+      <w:lvlText w:val=""/>
+      <w:lvlJc w:val="start"/>
+      <w:pPr>
+        <w:tabs>
+          <w:tab w:val="num" w:pos="2520"/>
+        </w:tabs>
+        <w:ind w:start="2520" w:hanging="360"/>
+      </w:pPr>
+      <w:rPr>
+        <w:rFonts w:ascii="Symbol" w:hAnsi="Symbol" w:cs="Symbol" w:hint="default"/>
+      </w:rPr>
+    </w:lvl>
+    <w:lvl w:ilvl="6">
+      <w:start w:val="1"/>
+      <w:numFmt w:val="bullet"/>
+      <w:lvlText w:val=""/>
+      <w:lvlJc w:val="start"/>
+      <w:pPr>
+        <w:tabs>
+          <w:tab w:val="num" w:pos="2880"/>
+        </w:tabs>
+        <w:ind w:start="2880" w:hanging="360"/>
+      </w:pPr>
+      <w:rPr>
+        <w:rFonts w:ascii="Symbol" w:hAnsi="Symbol" w:cs="Symbol" w:hint="default"/>
+      </w:rPr>
+    </w:lvl>
+    <w:lvl w:ilvl="7">
+      <w:start w:val="1"/>
+      <w:numFmt w:val="bullet"/>
+      <w:lvlText w:val=""/>
+      <w:lvlJc w:val="start"/>
+      <w:pPr>
+        <w:tabs>
+          <w:tab w:val="num" w:pos="3240"/>
+        </w:tabs>
+        <w:ind w:start="3240" w:hanging="360"/>
+      </w:pPr>
+      <w:rPr>
+        <w:rFonts w:ascii="Symbol" w:hAnsi="Symbol" w:cs="Symbol" w:hint="default"/>
+      </w:rPr>
+    </w:lvl>
+    <w:lvl w:ilvl="8">
+      <w:start w:val="1"/>
+      <w:numFmt w:val="bullet"/>
+      <w:lvlText w:val=""/>
+      <w:lvlJc w:val="start"/>
+      <w:pPr>
+        <w:tabs>
+          <w:tab w:val="num" w:pos="3600"/>
+        </w:tabs>
+        <w:ind w:start="3600" w:hanging="360"/>
+      </w:pPr>
+      <w:rPr>
+        <w:rFonts w:ascii="Symbol" w:hAnsi="Symbol" w:cs="Symbol" w:hint="default"/>
+      </w:rPr>
+    </w:lvl>
+  </w:abstractNum>
+  <w:abstractNum w:abstractNumId="6">
+    <w:lvl w:ilvl="0">
+      <w:start w:val="1"/>
+      <w:numFmt w:val="bullet"/>
+      <w:lvlText w:val=""/>
+      <w:lvlJc w:val="start"/>
+      <w:pPr>
+        <w:tabs>
+          <w:tab w:val="num" w:pos="720"/>
+        </w:tabs>
+        <w:ind w:start="720" w:hanging="360"/>
+      </w:pPr>
+      <w:rPr>
+        <w:rFonts w:ascii="Symbol" w:hAnsi="Symbol" w:cs="Symbol" w:hint="default"/>
+      </w:rPr>
+    </w:lvl>
+    <w:lvl w:ilvl="1">
+      <w:start w:val="1"/>
+      <w:numFmt w:val="bullet"/>
+      <w:lvlText w:val=""/>
+      <w:lvlJc w:val="start"/>
+      <w:pPr>
+        <w:tabs>
+          <w:tab w:val="num" w:pos="1080"/>
+        </w:tabs>
+        <w:ind w:start="1080" w:hanging="360"/>
+      </w:pPr>
+      <w:rPr>
+        <w:rFonts w:ascii="Symbol" w:hAnsi="Symbol" w:cs="Symbol" w:hint="default"/>
+      </w:rPr>
+    </w:lvl>
+    <w:lvl w:ilvl="2">
+      <w:start w:val="1"/>
+      <w:numFmt w:val="bullet"/>
+      <w:lvlText w:val=""/>
+      <w:lvlJc w:val="start"/>
+      <w:pPr>
+        <w:tabs>
+          <w:tab w:val="num" w:pos="1440"/>
+        </w:tabs>
+        <w:ind w:start="1440" w:hanging="360"/>
+      </w:pPr>
+      <w:rPr>
+        <w:rFonts w:ascii="Symbol" w:hAnsi="Symbol" w:cs="Symbol" w:hint="default"/>
+      </w:rPr>
+    </w:lvl>
+    <w:lvl w:ilvl="3">
+      <w:start w:val="1"/>
+      <w:numFmt w:val="bullet"/>
+      <w:lvlText w:val=""/>
+      <w:lvlJc w:val="start"/>
+      <w:pPr>
+        <w:tabs>
+          <w:tab w:val="num" w:pos="1800"/>
+        </w:tabs>
+        <w:ind w:start="1800" w:hanging="360"/>
+      </w:pPr>
+      <w:rPr>
+        <w:rFonts w:ascii="Symbol" w:hAnsi="Symbol" w:cs="Symbol" w:hint="default"/>
+      </w:rPr>
+    </w:lvl>
+    <w:lvl w:ilvl="4">
+      <w:start w:val="1"/>
+      <w:numFmt w:val="bullet"/>
+      <w:lvlText w:val=""/>
+      <w:lvlJc w:val="start"/>
+      <w:pPr>
+        <w:tabs>
+          <w:tab w:val="num" w:pos="2160"/>
+        </w:tabs>
+        <w:ind w:start="2160" w:hanging="360"/>
+      </w:pPr>
+      <w:rPr>
+        <w:rFonts w:ascii="Symbol" w:hAnsi="Symbol" w:cs="Symbol" w:hint="default"/>
+      </w:rPr>
+    </w:lvl>
+    <w:lvl w:ilvl="5">
+      <w:start w:val="1"/>
+      <w:numFmt w:val="bullet"/>
+      <w:lvlText w:val=""/>
+      <w:lvlJc w:val="start"/>
+      <w:pPr>
+        <w:tabs>
+          <w:tab w:val="num" w:pos="2520"/>
+        </w:tabs>
+        <w:ind w:start="2520" w:hanging="360"/>
+      </w:pPr>
+      <w:rPr>
+        <w:rFonts w:ascii="Symbol" w:hAnsi="Symbol" w:cs="Symbol" w:hint="default"/>
+      </w:rPr>
+    </w:lvl>
+    <w:lvl w:ilvl="6">
+      <w:start w:val="1"/>
+      <w:numFmt w:val="bullet"/>
+      <w:lvlText w:val=""/>
+      <w:lvlJc w:val="start"/>
+      <w:pPr>
+        <w:tabs>
+          <w:tab w:val="num" w:pos="2880"/>
+        </w:tabs>
+        <w:ind w:start="2880" w:hanging="360"/>
+      </w:pPr>
+      <w:rPr>
+        <w:rFonts w:ascii="Symbol" w:hAnsi="Symbol" w:cs="Symbol" w:hint="default"/>
+      </w:rPr>
+    </w:lvl>
+    <w:lvl w:ilvl="7">
+      <w:start w:val="1"/>
+      <w:numFmt w:val="bullet"/>
+      <w:lvlText w:val=""/>
+      <w:lvlJc w:val="start"/>
+      <w:pPr>
+        <w:tabs>
+          <w:tab w:val="num" w:pos="3240"/>
+        </w:tabs>
+        <w:ind w:start="3240" w:hanging="360"/>
+      </w:pPr>
+      <w:rPr>
+        <w:rFonts w:ascii="Symbol" w:hAnsi="Symbol" w:cs="Symbol" w:hint="default"/>
+      </w:rPr>
+    </w:lvl>
+    <w:lvl w:ilvl="8">
+      <w:start w:val="1"/>
+      <w:numFmt w:val="bullet"/>
+      <w:lvlText w:val=""/>
+      <w:lvlJc w:val="start"/>
+      <w:pPr>
+        <w:tabs>
+          <w:tab w:val="num" w:pos="3600"/>
+        </w:tabs>
+        <w:ind w:start="3600" w:hanging="360"/>
+      </w:pPr>
+      <w:rPr>
+        <w:rFonts w:ascii="Symbol" w:hAnsi="Symbol" w:cs="Symbol" w:hint="default"/>
+      </w:rPr>
+    </w:lvl>
+  </w:abstractNum>
+  <w:num w:numId="1">
+    <w:abstractNumId w:val="1"/>
+  </w:num>
+  <w:num w:numId="2">
+    <w:abstractNumId w:val="2"/>
+  </w:num>
+  <w:num w:numId="3">
+    <w:abstractNumId w:val="3"/>
+  </w:num>
+  <w:num w:numId="4">
+    <w:abstractNumId w:val="4"/>
+  </w:num>
+  <w:num w:numId="5">
+    <w:abstractNumId w:val="5"/>
+  </w:num>
+  <w:num w:numId="6">
+    <w:abstractNumId w:val="6"/>
+  </w:num>
+</w:numbering>
 </file>
 
 <file path=word/styles.xml><?xml version="1.0" encoding="utf-8"?>
@@ -101,7 +1701,6 @@
     </w:rPrDefault>
     <w:pPrDefault>
       <w:pPr>
-        <w:widowControl/>
         <w:suppressAutoHyphens w:val="true"/>
       </w:pPr>
     </w:pPrDefault>
@@ -111,7 +1710,10 @@
     <w:qFormat/>
     <w:pPr>
       <w:widowControl/>
+      <w:suppressAutoHyphens w:val="true"/>
       <w:bidi w:val="0"/>
+      <w:spacing w:before="0" w:after="0"/>
+      <w:jc w:val="start"/>
     </w:pPr>
     <w:rPr>
       <w:rFonts w:ascii="Liberation Serif" w:hAnsi="Liberation Serif" w:eastAsia="Songti SC" w:cs="Arial Unicode MS"/>
@@ -137,6 +1739,53 @@
       <w:bCs/>
       <w:sz w:val="48"/>
       <w:szCs w:val="48"/>
+    </w:rPr>
+  </w:style>
+  <w:style w:type="paragraph" w:styleId="Heading2">
+    <w:name w:val="heading 2"/>
+    <w:basedOn w:val="Heading"/>
+    <w:next w:val="BodyText"/>
+    <w:qFormat/>
+    <w:pPr>
+      <w:numPr>
+        <w:ilvl w:val="1"/>
+        <w:numId w:val="1"/>
+      </w:numPr>
+      <w:spacing w:before="200" w:after="120"/>
+      <w:outlineLvl w:val="1"/>
+    </w:pPr>
+    <w:rPr>
+      <w:b/>
+      <w:bCs/>
+      <w:sz w:val="32"/>
+      <w:szCs w:val="32"/>
+    </w:rPr>
+  </w:style>
+  <w:style w:type="paragraph" w:styleId="Heading3">
+    <w:name w:val="heading 3"/>
+    <w:basedOn w:val="Heading"/>
+    <w:next w:val="BodyText"/>
+    <w:qFormat/>
+    <w:pPr>
+      <w:numPr>
+        <w:ilvl w:val="2"/>
+        <w:numId w:val="1"/>
+      </w:numPr>
+      <w:spacing w:before="140" w:after="120"/>
+      <w:outlineLvl w:val="2"/>
+    </w:pPr>
+    <w:rPr>
+      <w:b/>
+      <w:bCs/>
+      <w:sz w:val="28"/>
+      <w:szCs w:val="28"/>
+    </w:rPr>
+  </w:style>
+  <w:style w:type="character" w:styleId="Bulletsuser">
+    <w:name w:val="Bullets (user)"/>
+    <w:qFormat/>
+    <w:rPr>
+      <w:rFonts w:ascii="OpenSymbol" w:hAnsi="OpenSymbol" w:eastAsia="OpenSymbol" w:cs="OpenSymbol"/>
     </w:rPr>
   </w:style>
   <w:style w:type="character" w:styleId="Bullets">
